--- a/downloads/HR_Doc2_The_24_Week_Plan.docx
+++ b/downloads/HR_Doc2_The_24_Week_Plan.docx
@@ -56,16 +56,17 @@
     <w:p>
       <w:pPr>
         <w:pStyle w:val="Heading1"/>
-        <w:jc w:val="center"/>
-        <w:shd w:val="clear" w:color="auto" w:fill="12628F"/>
-        <w:spacing w:before="60" w:after="60" w:left="140" w:right="140"/>
+        <w:shd w:val="clear" w:color="auto" w:fill="E8F0F7"/>
+        <w:spacing w:before="60" w:after="60" w:left="90" w:right="90"/>
+        <w:pBdr>
+          <w:left w:val="single" w:sz="40" w:space="6" w:color="0B3D5C"/>
+        </w:pBdr>
       </w:pPr>
       <w:r>
         <w:rPr>
           <w:b/>
           <w:i w:val="0"/>
-          <w:color w:val="FFFFFF"/>
-          <w:sz w:val="26"/>
+          <w:color w:val="0B3D5C"/>
         </w:rPr>
         <w:t>Document 2 — The 24-Week Plan</w:t>
       </w:r>
@@ -6742,32 +6743,15 @@
                 <w:color w:val="0E2B3D"/>
                 <w:sz w:val="18"/>
               </w:rPr>
-              <w:t>AIHR — free Talent Acquisition analytics / data course</w:t>
-            </w:r>
-            <w:r>
-              <w:rPr>
-                <w:b w:val="0"/>
-                <w:i w:val="0"/>
-                <w:sz w:val="18"/>
-              </w:rPr>
-              <w:t xml:space="preserve"> if listed free that week; otherwise </w:t>
-            </w:r>
-            <w:r>
-              <w:rPr>
-                <w:b/>
-                <w:i w:val="0"/>
-                <w:color w:val="0E2B3D"/>
-                <w:sz w:val="18"/>
-              </w:rPr>
-              <w:t>Alison Diploma in Modern HRM</w:t>
-            </w:r>
-            <w:r>
-              <w:rPr>
-                <w:b w:val="0"/>
-                <w:i w:val="0"/>
-                <w:sz w:val="18"/>
-              </w:rPr>
-              <w:t xml:space="preserve"> reporting modules.</w:t>
+              <w:t>Alison — Diploma in Modern Human Resource Management</w:t>
+            </w:r>
+            <w:r>
+              <w:rPr>
+                <w:b w:val="0"/>
+                <w:i w:val="0"/>
+                <w:sz w:val="18"/>
+              </w:rPr>
+              <w:t>, reporting modules.</w:t>
             </w:r>
           </w:p>
         </w:tc>
@@ -13028,15 +13012,15 @@
                 <w:color w:val="0E2B3D"/>
                 <w:sz w:val="18"/>
               </w:rPr>
-              <w:t>AIHR's free Generative AI Prompt Design for HR</w:t>
-            </w:r>
-            <w:r>
-              <w:rPr>
-                <w:b w:val="0"/>
-                <w:i w:val="0"/>
-                <w:sz w:val="18"/>
-              </w:rPr>
-              <w:t xml:space="preserve"> course (≈3.5 hrs, free with certificate).</w:t>
+              <w:t>Alison — HRIS in the Cloud and the Social Enterprise</w:t>
+            </w:r>
+            <w:r>
+              <w:rPr>
+                <w:b w:val="0"/>
+                <w:i w:val="0"/>
+                <w:sz w:val="18"/>
+              </w:rPr>
+              <w:t xml:space="preserve"> (1–2 hrs, free to study, free Learner Record).</w:t>
             </w:r>
           </w:p>
         </w:tc>
@@ -13564,7 +13548,7 @@
                 <w:i w:val="0"/>
                 <w:sz w:val="18"/>
               </w:rPr>
-              <w:t>Read CIPD's and AIHR's free material on AI in recruitment; note the two things you'd tell a hiring manager who wants to "automate screening."</w:t>
+              <w:t>Read CIPD's free material on AI in recruitment; note the two things you'd tell a hiring manager who wants to "automate screening."</w:t>
             </w:r>
           </w:p>
         </w:tc>
@@ -17470,7 +17454,7 @@
                 <w:i w:val="0"/>
                 <w:sz w:val="18"/>
               </w:rPr>
-              <w:t>AIHR free GenAI Prompt Design for HR</w:t>
+              <w:t>Alison — HRIS in the Cloud and the Social Enterprise</w:t>
             </w:r>
           </w:p>
         </w:tc>
@@ -17560,7 +17544,7 @@
                 <w:i w:val="0"/>
                 <w:sz w:val="18"/>
               </w:rPr>
-              <w:t>☐ Certificate</w:t>
+              <w:t>☐ Learner Record</w:t>
             </w:r>
           </w:p>
         </w:tc>

--- a/downloads/HR_Doc2_The_24_Week_Plan.docx
+++ b/downloads/HR_Doc2_The_24_Week_Plan.docx
@@ -14058,7 +14058,7 @@
           <w:b w:val="0"/>
           <w:i w:val="0"/>
         </w:rPr>
-        <w:t xml:space="preserve">Everything in this phase is in </w:t>
+        <w:t xml:space="preserve">Everything in this phase comes from </w:t>
       </w:r>
       <w:r>
         <w:rPr>
@@ -14073,9 +14073,1799 @@
           <w:b w:val="0"/>
           <w:i w:val="0"/>
         </w:rPr>
-        <w:t>. Week 22: CV and LinkedIn. Week 23: the application machine (10 tailored applications, alerts, tracker, 5 direct approaches). Week 24: interview rehearsal — story bank, mock interviews, question set, salary script. Don't start applying before your portfolio link works, and don't start interviewing before you've said your four career-changer answers out loud five times.</w:t>
+        <w:t xml:space="preserve"> (§5.3 to §5.8). The blocks below are the sequence; the document carries the full detail behind each one. Don't start applying before your portfolio link works, and don't start interviewing before you've said your four career-changer answers out loud five times.</w:t>
       </w:r>
     </w:p>
+    <w:p>
+      <w:pPr>
+        <w:pStyle w:val="Heading3"/>
+      </w:pPr>
+      <w:r>
+        <w:rPr>
+          <w:b/>
+          <w:i w:val="0"/>
+          <w:color w:val="0B3D5C"/>
+        </w:rPr>
+        <w:t>Week 22 · The CV and the LinkedIn profile</w:t>
+      </w:r>
+    </w:p>
+    <w:tbl>
+      <w:tblPr>
+        <w:tblStyle w:val="TableGrid"/>
+        <w:tblW w:type="auto" w:w="0"/>
+        <w:jc w:val="left"/>
+        <w:tblLook w:firstColumn="1" w:firstRow="1" w:lastColumn="0" w:lastRow="0" w:noHBand="0" w:noVBand="1" w:val="04A0"/>
+        <w:tblBorders>
+          <w:top w:val="single" w:sz="4" w:space="0" w:color="D8E0E8"/>
+          <w:left w:val="single" w:sz="4" w:space="0" w:color="D8E0E8"/>
+          <w:bottom w:val="single" w:sz="4" w:space="0" w:color="D8E0E8"/>
+          <w:right w:val="single" w:sz="4" w:space="0" w:color="D8E0E8"/>
+          <w:insideH w:val="single" w:sz="4" w:space="0" w:color="D8E0E8"/>
+          <w:insideV w:val="single" w:sz="4" w:space="0" w:color="D8E0E8"/>
+        </w:tblBorders>
+      </w:tblPr>
+      <w:tblGrid>
+        <w:gridCol w:w="3264"/>
+        <w:gridCol w:w="3264"/>
+        <w:gridCol w:w="3264"/>
+      </w:tblGrid>
+      <w:tr>
+        <w:tc>
+          <w:tcPr>
+            <w:tcW w:type="dxa" w:w="3264"/>
+            <w:shd w:val="clear" w:color="auto" w:fill="0B3D5C"/>
+            <w:tcMar>
+              <w:top w:w="70" w:type="dxa"/>
+              <w:start w:w="100" w:type="dxa"/>
+              <w:bottom w:w="70" w:type="dxa"/>
+              <w:end w:w="100" w:type="dxa"/>
+            </w:tcMar>
+          </w:tcPr>
+          <w:p>
+            <w:pPr>
+              <w:spacing w:after="20"/>
+            </w:pPr>
+            <w:r/>
+            <w:r>
+              <w:rPr>
+                <w:b/>
+                <w:color w:val="FFFFFF"/>
+                <w:sz w:val="18"/>
+              </w:rPr>
+              <w:t>Time</w:t>
+            </w:r>
+          </w:p>
+        </w:tc>
+        <w:tc>
+          <w:tcPr>
+            <w:tcW w:type="dxa" w:w="3264"/>
+            <w:shd w:val="clear" w:color="auto" w:fill="0B3D5C"/>
+            <w:tcMar>
+              <w:top w:w="70" w:type="dxa"/>
+              <w:start w:w="100" w:type="dxa"/>
+              <w:bottom w:w="70" w:type="dxa"/>
+              <w:end w:w="100" w:type="dxa"/>
+            </w:tcMar>
+          </w:tcPr>
+          <w:p>
+            <w:pPr>
+              <w:spacing w:after="20"/>
+            </w:pPr>
+            <w:r/>
+            <w:r>
+              <w:rPr>
+                <w:b/>
+                <w:color w:val="FFFFFF"/>
+                <w:sz w:val="18"/>
+              </w:rPr>
+              <w:t>Do this</w:t>
+            </w:r>
+          </w:p>
+        </w:tc>
+        <w:tc>
+          <w:tcPr>
+            <w:tcW w:type="dxa" w:w="3264"/>
+            <w:shd w:val="clear" w:color="auto" w:fill="0B3D5C"/>
+            <w:tcMar>
+              <w:top w:w="70" w:type="dxa"/>
+              <w:start w:w="100" w:type="dxa"/>
+              <w:bottom w:w="70" w:type="dxa"/>
+              <w:end w:w="100" w:type="dxa"/>
+            </w:tcMar>
+          </w:tcPr>
+          <w:p>
+            <w:pPr>
+              <w:spacing w:after="20"/>
+            </w:pPr>
+            <w:r/>
+            <w:r>
+              <w:rPr>
+                <w:b/>
+                <w:color w:val="FFFFFF"/>
+                <w:sz w:val="18"/>
+              </w:rPr>
+              <w:t>Output</w:t>
+            </w:r>
+          </w:p>
+        </w:tc>
+      </w:tr>
+      <w:tr>
+        <w:tc>
+          <w:tcPr>
+            <w:tcW w:type="dxa" w:w="3264"/>
+            <w:tcMar>
+              <w:top w:w="70" w:type="dxa"/>
+              <w:start w:w="100" w:type="dxa"/>
+              <w:bottom w:w="70" w:type="dxa"/>
+              <w:end w:w="100" w:type="dxa"/>
+            </w:tcMar>
+          </w:tcPr>
+          <w:p>
+            <w:pPr>
+              <w:spacing w:after="20"/>
+            </w:pPr>
+            <w:r>
+              <w:rPr>
+                <w:sz w:val="18"/>
+              </w:rPr>
+            </w:r>
+            <w:r>
+              <w:rPr>
+                <w:b w:val="0"/>
+                <w:i w:val="0"/>
+                <w:sz w:val="18"/>
+              </w:rPr>
+              <w:t>60 min</w:t>
+            </w:r>
+          </w:p>
+        </w:tc>
+        <w:tc>
+          <w:tcPr>
+            <w:tcW w:type="dxa" w:w="3264"/>
+            <w:tcMar>
+              <w:top w:w="70" w:type="dxa"/>
+              <w:start w:w="100" w:type="dxa"/>
+              <w:bottom w:w="70" w:type="dxa"/>
+              <w:end w:w="100" w:type="dxa"/>
+            </w:tcMar>
+          </w:tcPr>
+          <w:p>
+            <w:pPr>
+              <w:spacing w:after="20"/>
+            </w:pPr>
+            <w:r>
+              <w:rPr>
+                <w:sz w:val="18"/>
+              </w:rPr>
+            </w:r>
+            <w:r>
+              <w:rPr>
+                <w:b w:val="0"/>
+                <w:i w:val="0"/>
+                <w:sz w:val="18"/>
+              </w:rPr>
+              <w:t>CV v1 in Document 5 §5.3's order — profile, Selected HR Projects, grouped Skills, Certifications, Education &amp; NYSC. One page.</w:t>
+            </w:r>
+          </w:p>
+        </w:tc>
+        <w:tc>
+          <w:tcPr>
+            <w:tcW w:type="dxa" w:w="3264"/>
+            <w:tcMar>
+              <w:top w:w="70" w:type="dxa"/>
+              <w:start w:w="100" w:type="dxa"/>
+              <w:bottom w:w="70" w:type="dxa"/>
+              <w:end w:w="100" w:type="dxa"/>
+            </w:tcMar>
+          </w:tcPr>
+          <w:p>
+            <w:pPr>
+              <w:spacing w:after="20"/>
+            </w:pPr>
+            <w:r>
+              <w:rPr>
+                <w:sz w:val="18"/>
+              </w:rPr>
+            </w:r>
+            <w:r>
+              <w:rPr>
+                <w:b w:val="0"/>
+                <w:i w:val="0"/>
+                <w:sz w:val="18"/>
+              </w:rPr>
+              <w:t>CV v1</w:t>
+            </w:r>
+          </w:p>
+        </w:tc>
+      </w:tr>
+      <w:tr>
+        <w:tc>
+          <w:tcPr>
+            <w:tcW w:type="dxa" w:w="3264"/>
+            <w:tcMar>
+              <w:top w:w="70" w:type="dxa"/>
+              <w:start w:w="100" w:type="dxa"/>
+              <w:bottom w:w="70" w:type="dxa"/>
+              <w:end w:w="100" w:type="dxa"/>
+            </w:tcMar>
+            <w:shd w:val="clear" w:color="auto" w:fill="F6FAFD"/>
+          </w:tcPr>
+          <w:p>
+            <w:pPr>
+              <w:spacing w:after="20"/>
+            </w:pPr>
+            <w:r>
+              <w:rPr>
+                <w:sz w:val="18"/>
+              </w:rPr>
+            </w:r>
+            <w:r>
+              <w:rPr>
+                <w:b w:val="0"/>
+                <w:i w:val="0"/>
+                <w:sz w:val="18"/>
+              </w:rPr>
+              <w:t>45 min</w:t>
+            </w:r>
+          </w:p>
+        </w:tc>
+        <w:tc>
+          <w:tcPr>
+            <w:tcW w:type="dxa" w:w="3264"/>
+            <w:tcMar>
+              <w:top w:w="70" w:type="dxa"/>
+              <w:start w:w="100" w:type="dxa"/>
+              <w:bottom w:w="70" w:type="dxa"/>
+              <w:end w:w="100" w:type="dxa"/>
+            </w:tcMar>
+            <w:shd w:val="clear" w:color="auto" w:fill="F6FAFD"/>
+          </w:tcPr>
+          <w:p>
+            <w:pPr>
+              <w:spacing w:after="20"/>
+            </w:pPr>
+            <w:r>
+              <w:rPr>
+                <w:sz w:val="18"/>
+              </w:rPr>
+            </w:r>
+            <w:r>
+              <w:rPr>
+                <w:b w:val="0"/>
+                <w:i w:val="0"/>
+                <w:sz w:val="18"/>
+              </w:rPr>
+              <w:t>The ATS-safety checklist in §5.3.</w:t>
+            </w:r>
+          </w:p>
+        </w:tc>
+        <w:tc>
+          <w:tcPr>
+            <w:tcW w:type="dxa" w:w="3264"/>
+            <w:tcMar>
+              <w:top w:w="70" w:type="dxa"/>
+              <w:start w:w="100" w:type="dxa"/>
+              <w:bottom w:w="70" w:type="dxa"/>
+              <w:end w:w="100" w:type="dxa"/>
+            </w:tcMar>
+            <w:shd w:val="clear" w:color="auto" w:fill="F6FAFD"/>
+          </w:tcPr>
+          <w:p>
+            <w:pPr>
+              <w:spacing w:after="20"/>
+            </w:pPr>
+            <w:r>
+              <w:rPr>
+                <w:sz w:val="18"/>
+              </w:rPr>
+            </w:r>
+            <w:r>
+              <w:rPr>
+                <w:b w:val="0"/>
+                <w:i w:val="0"/>
+                <w:sz w:val="18"/>
+              </w:rPr>
+              <w:t>ATS-safe CV</w:t>
+            </w:r>
+          </w:p>
+        </w:tc>
+      </w:tr>
+      <w:tr>
+        <w:tc>
+          <w:tcPr>
+            <w:tcW w:type="dxa" w:w="3264"/>
+            <w:tcMar>
+              <w:top w:w="70" w:type="dxa"/>
+              <w:start w:w="100" w:type="dxa"/>
+              <w:bottom w:w="70" w:type="dxa"/>
+              <w:end w:w="100" w:type="dxa"/>
+            </w:tcMar>
+          </w:tcPr>
+          <w:p>
+            <w:pPr>
+              <w:spacing w:after="20"/>
+            </w:pPr>
+            <w:r>
+              <w:rPr>
+                <w:sz w:val="18"/>
+              </w:rPr>
+            </w:r>
+            <w:r>
+              <w:rPr>
+                <w:b w:val="0"/>
+                <w:i w:val="0"/>
+                <w:sz w:val="18"/>
+              </w:rPr>
+              <w:t>45 min</w:t>
+            </w:r>
+          </w:p>
+        </w:tc>
+        <w:tc>
+          <w:tcPr>
+            <w:tcW w:type="dxa" w:w="3264"/>
+            <w:tcMar>
+              <w:top w:w="70" w:type="dxa"/>
+              <w:start w:w="100" w:type="dxa"/>
+              <w:bottom w:w="70" w:type="dxa"/>
+              <w:end w:w="100" w:type="dxa"/>
+            </w:tcMar>
+          </w:tcPr>
+          <w:p>
+            <w:pPr>
+              <w:spacing w:after="20"/>
+            </w:pPr>
+            <w:r>
+              <w:rPr>
+                <w:sz w:val="18"/>
+              </w:rPr>
+            </w:r>
+            <w:r>
+              <w:rPr>
+                <w:b w:val="0"/>
+                <w:i w:val="0"/>
+                <w:sz w:val="18"/>
+              </w:rPr>
+              <w:t>Every bullet rewritten as Action → Method → Result, against §5.3's table.</w:t>
+            </w:r>
+          </w:p>
+        </w:tc>
+        <w:tc>
+          <w:tcPr>
+            <w:tcW w:type="dxa" w:w="3264"/>
+            <w:tcMar>
+              <w:top w:w="70" w:type="dxa"/>
+              <w:start w:w="100" w:type="dxa"/>
+              <w:bottom w:w="70" w:type="dxa"/>
+              <w:end w:w="100" w:type="dxa"/>
+            </w:tcMar>
+          </w:tcPr>
+          <w:p>
+            <w:pPr>
+              <w:spacing w:after="20"/>
+            </w:pPr>
+            <w:r>
+              <w:rPr>
+                <w:sz w:val="18"/>
+              </w:rPr>
+            </w:r>
+            <w:r>
+              <w:rPr>
+                <w:b w:val="0"/>
+                <w:i w:val="0"/>
+                <w:sz w:val="18"/>
+              </w:rPr>
+              <w:t>Rewritten bullets</w:t>
+            </w:r>
+          </w:p>
+        </w:tc>
+      </w:tr>
+      <w:tr>
+        <w:tc>
+          <w:tcPr>
+            <w:tcW w:type="dxa" w:w="3264"/>
+            <w:tcMar>
+              <w:top w:w="70" w:type="dxa"/>
+              <w:start w:w="100" w:type="dxa"/>
+              <w:bottom w:w="70" w:type="dxa"/>
+              <w:end w:w="100" w:type="dxa"/>
+            </w:tcMar>
+            <w:shd w:val="clear" w:color="auto" w:fill="F6FAFD"/>
+          </w:tcPr>
+          <w:p>
+            <w:pPr>
+              <w:spacing w:after="20"/>
+            </w:pPr>
+            <w:r>
+              <w:rPr>
+                <w:sz w:val="18"/>
+              </w:rPr>
+            </w:r>
+            <w:r>
+              <w:rPr>
+                <w:b w:val="0"/>
+                <w:i w:val="0"/>
+                <w:sz w:val="18"/>
+              </w:rPr>
+              <w:t>60 min</w:t>
+            </w:r>
+          </w:p>
+        </w:tc>
+        <w:tc>
+          <w:tcPr>
+            <w:tcW w:type="dxa" w:w="3264"/>
+            <w:tcMar>
+              <w:top w:w="70" w:type="dxa"/>
+              <w:start w:w="100" w:type="dxa"/>
+              <w:bottom w:w="70" w:type="dxa"/>
+              <w:end w:w="100" w:type="dxa"/>
+            </w:tcMar>
+            <w:shd w:val="clear" w:color="auto" w:fill="F6FAFD"/>
+          </w:tcPr>
+          <w:p>
+            <w:pPr>
+              <w:spacing w:after="20"/>
+            </w:pPr>
+            <w:r>
+              <w:rPr>
+                <w:sz w:val="18"/>
+              </w:rPr>
+            </w:r>
+            <w:r>
+              <w:rPr>
+                <w:b w:val="0"/>
+                <w:i w:val="0"/>
+                <w:sz w:val="18"/>
+              </w:rPr>
+              <w:t>LinkedIn end to end: §5.4's ten steps.</w:t>
+            </w:r>
+          </w:p>
+        </w:tc>
+        <w:tc>
+          <w:tcPr>
+            <w:tcW w:type="dxa" w:w="3264"/>
+            <w:tcMar>
+              <w:top w:w="70" w:type="dxa"/>
+              <w:start w:w="100" w:type="dxa"/>
+              <w:bottom w:w="70" w:type="dxa"/>
+              <w:end w:w="100" w:type="dxa"/>
+            </w:tcMar>
+            <w:shd w:val="clear" w:color="auto" w:fill="F6FAFD"/>
+          </w:tcPr>
+          <w:p>
+            <w:pPr>
+              <w:spacing w:after="20"/>
+            </w:pPr>
+            <w:r>
+              <w:rPr>
+                <w:sz w:val="18"/>
+              </w:rPr>
+            </w:r>
+            <w:r>
+              <w:rPr>
+                <w:b w:val="0"/>
+                <w:i w:val="0"/>
+                <w:sz w:val="18"/>
+              </w:rPr>
+              <w:t>Live profile</w:t>
+            </w:r>
+          </w:p>
+        </w:tc>
+      </w:tr>
+      <w:tr>
+        <w:tc>
+          <w:tcPr>
+            <w:tcW w:type="dxa" w:w="3264"/>
+            <w:tcMar>
+              <w:top w:w="70" w:type="dxa"/>
+              <w:start w:w="100" w:type="dxa"/>
+              <w:bottom w:w="70" w:type="dxa"/>
+              <w:end w:w="100" w:type="dxa"/>
+            </w:tcMar>
+          </w:tcPr>
+          <w:p>
+            <w:pPr>
+              <w:spacing w:after="20"/>
+            </w:pPr>
+            <w:r>
+              <w:rPr>
+                <w:sz w:val="18"/>
+              </w:rPr>
+            </w:r>
+            <w:r>
+              <w:rPr>
+                <w:b w:val="0"/>
+                <w:i w:val="0"/>
+                <w:sz w:val="18"/>
+              </w:rPr>
+              <w:t>45 min</w:t>
+            </w:r>
+          </w:p>
+        </w:tc>
+        <w:tc>
+          <w:tcPr>
+            <w:tcW w:type="dxa" w:w="3264"/>
+            <w:tcMar>
+              <w:top w:w="70" w:type="dxa"/>
+              <w:start w:w="100" w:type="dxa"/>
+              <w:bottom w:w="70" w:type="dxa"/>
+              <w:end w:w="100" w:type="dxa"/>
+            </w:tcMar>
+          </w:tcPr>
+          <w:p>
+            <w:pPr>
+              <w:spacing w:after="20"/>
+            </w:pPr>
+            <w:r>
+              <w:rPr>
+                <w:sz w:val="18"/>
+              </w:rPr>
+            </w:r>
+            <w:r>
+              <w:rPr>
+                <w:b w:val="0"/>
+                <w:i w:val="0"/>
+                <w:sz w:val="18"/>
+              </w:rPr>
+              <w:t>Twenty connection notes in §5.4's wording.</w:t>
+            </w:r>
+          </w:p>
+        </w:tc>
+        <w:tc>
+          <w:tcPr>
+            <w:tcW w:type="dxa" w:w="3264"/>
+            <w:tcMar>
+              <w:top w:w="70" w:type="dxa"/>
+              <w:start w:w="100" w:type="dxa"/>
+              <w:bottom w:w="70" w:type="dxa"/>
+              <w:end w:w="100" w:type="dxa"/>
+            </w:tcMar>
+          </w:tcPr>
+          <w:p>
+            <w:pPr>
+              <w:spacing w:after="20"/>
+            </w:pPr>
+            <w:r>
+              <w:rPr>
+                <w:sz w:val="18"/>
+              </w:rPr>
+            </w:r>
+            <w:r>
+              <w:rPr>
+                <w:b w:val="0"/>
+                <w:i w:val="0"/>
+                <w:sz w:val="18"/>
+              </w:rPr>
+              <w:t>20 notes sent</w:t>
+            </w:r>
+          </w:p>
+        </w:tc>
+      </w:tr>
+    </w:tbl>
+    <w:p/>
+    <w:p>
+      <w:pPr>
+        <w:pStyle w:val="Heading3"/>
+      </w:pPr>
+      <w:r>
+        <w:rPr>
+          <w:b/>
+          <w:i w:val="0"/>
+          <w:color w:val="0B3D5C"/>
+        </w:rPr>
+        <w:t>Week 23 · The application machine</w:t>
+      </w:r>
+    </w:p>
+    <w:tbl>
+      <w:tblPr>
+        <w:tblStyle w:val="TableGrid"/>
+        <w:tblW w:type="auto" w:w="0"/>
+        <w:jc w:val="left"/>
+        <w:tblLook w:firstColumn="1" w:firstRow="1" w:lastColumn="0" w:lastRow="0" w:noHBand="0" w:noVBand="1" w:val="04A0"/>
+        <w:tblBorders>
+          <w:top w:val="single" w:sz="4" w:space="0" w:color="D8E0E8"/>
+          <w:left w:val="single" w:sz="4" w:space="0" w:color="D8E0E8"/>
+          <w:bottom w:val="single" w:sz="4" w:space="0" w:color="D8E0E8"/>
+          <w:right w:val="single" w:sz="4" w:space="0" w:color="D8E0E8"/>
+          <w:insideH w:val="single" w:sz="4" w:space="0" w:color="D8E0E8"/>
+          <w:insideV w:val="single" w:sz="4" w:space="0" w:color="D8E0E8"/>
+        </w:tblBorders>
+      </w:tblPr>
+      <w:tblGrid>
+        <w:gridCol w:w="3264"/>
+        <w:gridCol w:w="3264"/>
+        <w:gridCol w:w="3264"/>
+      </w:tblGrid>
+      <w:tr>
+        <w:tc>
+          <w:tcPr>
+            <w:tcW w:type="dxa" w:w="3264"/>
+            <w:shd w:val="clear" w:color="auto" w:fill="0B3D5C"/>
+            <w:tcMar>
+              <w:top w:w="70" w:type="dxa"/>
+              <w:start w:w="100" w:type="dxa"/>
+              <w:bottom w:w="70" w:type="dxa"/>
+              <w:end w:w="100" w:type="dxa"/>
+            </w:tcMar>
+          </w:tcPr>
+          <w:p>
+            <w:pPr>
+              <w:spacing w:after="20"/>
+            </w:pPr>
+            <w:r/>
+            <w:r>
+              <w:rPr>
+                <w:b/>
+                <w:color w:val="FFFFFF"/>
+                <w:sz w:val="18"/>
+              </w:rPr>
+              <w:t>Time</w:t>
+            </w:r>
+          </w:p>
+        </w:tc>
+        <w:tc>
+          <w:tcPr>
+            <w:tcW w:type="dxa" w:w="3264"/>
+            <w:shd w:val="clear" w:color="auto" w:fill="0B3D5C"/>
+            <w:tcMar>
+              <w:top w:w="70" w:type="dxa"/>
+              <w:start w:w="100" w:type="dxa"/>
+              <w:bottom w:w="70" w:type="dxa"/>
+              <w:end w:w="100" w:type="dxa"/>
+            </w:tcMar>
+          </w:tcPr>
+          <w:p>
+            <w:pPr>
+              <w:spacing w:after="20"/>
+            </w:pPr>
+            <w:r/>
+            <w:r>
+              <w:rPr>
+                <w:b/>
+                <w:color w:val="FFFFFF"/>
+                <w:sz w:val="18"/>
+              </w:rPr>
+              <w:t>Do this</w:t>
+            </w:r>
+          </w:p>
+        </w:tc>
+        <w:tc>
+          <w:tcPr>
+            <w:tcW w:type="dxa" w:w="3264"/>
+            <w:shd w:val="clear" w:color="auto" w:fill="0B3D5C"/>
+            <w:tcMar>
+              <w:top w:w="70" w:type="dxa"/>
+              <w:start w:w="100" w:type="dxa"/>
+              <w:bottom w:w="70" w:type="dxa"/>
+              <w:end w:w="100" w:type="dxa"/>
+            </w:tcMar>
+          </w:tcPr>
+          <w:p>
+            <w:pPr>
+              <w:spacing w:after="20"/>
+            </w:pPr>
+            <w:r/>
+            <w:r>
+              <w:rPr>
+                <w:b/>
+                <w:color w:val="FFFFFF"/>
+                <w:sz w:val="18"/>
+              </w:rPr>
+              <w:t>Output</w:t>
+            </w:r>
+          </w:p>
+        </w:tc>
+      </w:tr>
+      <w:tr>
+        <w:tc>
+          <w:tcPr>
+            <w:tcW w:type="dxa" w:w="3264"/>
+            <w:tcMar>
+              <w:top w:w="70" w:type="dxa"/>
+              <w:start w:w="100" w:type="dxa"/>
+              <w:bottom w:w="70" w:type="dxa"/>
+              <w:end w:w="100" w:type="dxa"/>
+            </w:tcMar>
+          </w:tcPr>
+          <w:p>
+            <w:pPr>
+              <w:spacing w:after="20"/>
+            </w:pPr>
+            <w:r>
+              <w:rPr>
+                <w:sz w:val="18"/>
+              </w:rPr>
+            </w:r>
+            <w:r>
+              <w:rPr>
+                <w:b w:val="0"/>
+                <w:i w:val="0"/>
+                <w:sz w:val="18"/>
+              </w:rPr>
+              <w:t>60 min</w:t>
+            </w:r>
+          </w:p>
+        </w:tc>
+        <w:tc>
+          <w:tcPr>
+            <w:tcW w:type="dxa" w:w="3264"/>
+            <w:tcMar>
+              <w:top w:w="70" w:type="dxa"/>
+              <w:start w:w="100" w:type="dxa"/>
+              <w:bottom w:w="70" w:type="dxa"/>
+              <w:end w:w="100" w:type="dxa"/>
+            </w:tcMar>
+          </w:tcPr>
+          <w:p>
+            <w:pPr>
+              <w:spacing w:after="20"/>
+            </w:pPr>
+            <w:r>
+              <w:rPr>
+                <w:sz w:val="18"/>
+              </w:rPr>
+            </w:r>
+            <w:r>
+              <w:rPr>
+                <w:b w:val="0"/>
+                <w:i w:val="0"/>
+                <w:sz w:val="18"/>
+              </w:rPr>
+              <w:t>The application tracker, §5.5's eleven columns.</w:t>
+            </w:r>
+          </w:p>
+        </w:tc>
+        <w:tc>
+          <w:tcPr>
+            <w:tcW w:type="dxa" w:w="3264"/>
+            <w:tcMar>
+              <w:top w:w="70" w:type="dxa"/>
+              <w:start w:w="100" w:type="dxa"/>
+              <w:bottom w:w="70" w:type="dxa"/>
+              <w:end w:w="100" w:type="dxa"/>
+            </w:tcMar>
+          </w:tcPr>
+          <w:p>
+            <w:pPr>
+              <w:spacing w:after="20"/>
+            </w:pPr>
+            <w:r>
+              <w:rPr>
+                <w:sz w:val="18"/>
+              </w:rPr>
+            </w:r>
+            <w:r>
+              <w:rPr>
+                <w:b w:val="0"/>
+                <w:i w:val="0"/>
+                <w:sz w:val="18"/>
+              </w:rPr>
+              <w:t>Application tracker</w:t>
+            </w:r>
+          </w:p>
+        </w:tc>
+      </w:tr>
+      <w:tr>
+        <w:tc>
+          <w:tcPr>
+            <w:tcW w:type="dxa" w:w="3264"/>
+            <w:tcMar>
+              <w:top w:w="70" w:type="dxa"/>
+              <w:start w:w="100" w:type="dxa"/>
+              <w:bottom w:w="70" w:type="dxa"/>
+              <w:end w:w="100" w:type="dxa"/>
+            </w:tcMar>
+            <w:shd w:val="clear" w:color="auto" w:fill="F6FAFD"/>
+          </w:tcPr>
+          <w:p>
+            <w:pPr>
+              <w:spacing w:after="20"/>
+            </w:pPr>
+            <w:r>
+              <w:rPr>
+                <w:sz w:val="18"/>
+              </w:rPr>
+            </w:r>
+            <w:r>
+              <w:rPr>
+                <w:b w:val="0"/>
+                <w:i w:val="0"/>
+                <w:sz w:val="18"/>
+              </w:rPr>
+              <w:t>60 min</w:t>
+            </w:r>
+          </w:p>
+        </w:tc>
+        <w:tc>
+          <w:tcPr>
+            <w:tcW w:type="dxa" w:w="3264"/>
+            <w:tcMar>
+              <w:top w:w="70" w:type="dxa"/>
+              <w:start w:w="100" w:type="dxa"/>
+              <w:bottom w:w="70" w:type="dxa"/>
+              <w:end w:w="100" w:type="dxa"/>
+            </w:tcMar>
+            <w:shd w:val="clear" w:color="auto" w:fill="F6FAFD"/>
+          </w:tcPr>
+          <w:p>
+            <w:pPr>
+              <w:spacing w:after="20"/>
+            </w:pPr>
+            <w:r>
+              <w:rPr>
+                <w:sz w:val="18"/>
+              </w:rPr>
+            </w:r>
+            <w:r>
+              <w:rPr>
+                <w:b w:val="0"/>
+                <w:i w:val="0"/>
+                <w:sz w:val="18"/>
+              </w:rPr>
+              <w:t>The 90-word cover note from §5.5.</w:t>
+            </w:r>
+          </w:p>
+        </w:tc>
+        <w:tc>
+          <w:tcPr>
+            <w:tcW w:type="dxa" w:w="3264"/>
+            <w:tcMar>
+              <w:top w:w="70" w:type="dxa"/>
+              <w:start w:w="100" w:type="dxa"/>
+              <w:bottom w:w="70" w:type="dxa"/>
+              <w:end w:w="100" w:type="dxa"/>
+            </w:tcMar>
+            <w:shd w:val="clear" w:color="auto" w:fill="F6FAFD"/>
+          </w:tcPr>
+          <w:p>
+            <w:pPr>
+              <w:spacing w:after="20"/>
+            </w:pPr>
+            <w:r>
+              <w:rPr>
+                <w:sz w:val="18"/>
+              </w:rPr>
+            </w:r>
+            <w:r>
+              <w:rPr>
+                <w:b w:val="0"/>
+                <w:i w:val="0"/>
+                <w:sz w:val="18"/>
+              </w:rPr>
+              <w:t>Cover note template</w:t>
+            </w:r>
+          </w:p>
+        </w:tc>
+      </w:tr>
+      <w:tr>
+        <w:tc>
+          <w:tcPr>
+            <w:tcW w:type="dxa" w:w="3264"/>
+            <w:tcMar>
+              <w:top w:w="70" w:type="dxa"/>
+              <w:start w:w="100" w:type="dxa"/>
+              <w:bottom w:w="70" w:type="dxa"/>
+              <w:end w:w="100" w:type="dxa"/>
+            </w:tcMar>
+          </w:tcPr>
+          <w:p>
+            <w:pPr>
+              <w:spacing w:after="20"/>
+            </w:pPr>
+            <w:r>
+              <w:rPr>
+                <w:sz w:val="18"/>
+              </w:rPr>
+            </w:r>
+            <w:r>
+              <w:rPr>
+                <w:b w:val="0"/>
+                <w:i w:val="0"/>
+                <w:sz w:val="18"/>
+              </w:rPr>
+              <w:t>90 min</w:t>
+            </w:r>
+          </w:p>
+        </w:tc>
+        <w:tc>
+          <w:tcPr>
+            <w:tcW w:type="dxa" w:w="3264"/>
+            <w:tcMar>
+              <w:top w:w="70" w:type="dxa"/>
+              <w:start w:w="100" w:type="dxa"/>
+              <w:bottom w:w="70" w:type="dxa"/>
+              <w:end w:w="100" w:type="dxa"/>
+            </w:tcMar>
+          </w:tcPr>
+          <w:p>
+            <w:pPr>
+              <w:spacing w:after="20"/>
+            </w:pPr>
+            <w:r>
+              <w:rPr>
+                <w:sz w:val="18"/>
+              </w:rPr>
+            </w:r>
+            <w:r>
+              <w:rPr>
+                <w:b w:val="0"/>
+                <w:i w:val="0"/>
+                <w:sz w:val="18"/>
+              </w:rPr>
+              <w:t>Ten tailored applications, §5.5's rule — portfolio link in every one.</w:t>
+            </w:r>
+          </w:p>
+        </w:tc>
+        <w:tc>
+          <w:tcPr>
+            <w:tcW w:type="dxa" w:w="3264"/>
+            <w:tcMar>
+              <w:top w:w="70" w:type="dxa"/>
+              <w:start w:w="100" w:type="dxa"/>
+              <w:bottom w:w="70" w:type="dxa"/>
+              <w:end w:w="100" w:type="dxa"/>
+            </w:tcMar>
+          </w:tcPr>
+          <w:p>
+            <w:pPr>
+              <w:spacing w:after="20"/>
+            </w:pPr>
+            <w:r>
+              <w:rPr>
+                <w:sz w:val="18"/>
+              </w:rPr>
+            </w:r>
+            <w:r>
+              <w:rPr>
+                <w:b w:val="0"/>
+                <w:i w:val="0"/>
+                <w:sz w:val="18"/>
+              </w:rPr>
+              <w:t>10 applications</w:t>
+            </w:r>
+          </w:p>
+        </w:tc>
+      </w:tr>
+      <w:tr>
+        <w:tc>
+          <w:tcPr>
+            <w:tcW w:type="dxa" w:w="3264"/>
+            <w:tcMar>
+              <w:top w:w="70" w:type="dxa"/>
+              <w:start w:w="100" w:type="dxa"/>
+              <w:bottom w:w="70" w:type="dxa"/>
+              <w:end w:w="100" w:type="dxa"/>
+            </w:tcMar>
+            <w:shd w:val="clear" w:color="auto" w:fill="F6FAFD"/>
+          </w:tcPr>
+          <w:p>
+            <w:pPr>
+              <w:spacing w:after="20"/>
+            </w:pPr>
+            <w:r>
+              <w:rPr>
+                <w:sz w:val="18"/>
+              </w:rPr>
+            </w:r>
+            <w:r>
+              <w:rPr>
+                <w:b w:val="0"/>
+                <w:i w:val="0"/>
+                <w:sz w:val="18"/>
+              </w:rPr>
+              <w:t>60 min</w:t>
+            </w:r>
+          </w:p>
+        </w:tc>
+        <w:tc>
+          <w:tcPr>
+            <w:tcW w:type="dxa" w:w="3264"/>
+            <w:tcMar>
+              <w:top w:w="70" w:type="dxa"/>
+              <w:start w:w="100" w:type="dxa"/>
+              <w:bottom w:w="70" w:type="dxa"/>
+              <w:end w:w="100" w:type="dxa"/>
+            </w:tcMar>
+            <w:shd w:val="clear" w:color="auto" w:fill="F6FAFD"/>
+          </w:tcPr>
+          <w:p>
+            <w:pPr>
+              <w:spacing w:after="20"/>
+            </w:pPr>
+            <w:r>
+              <w:rPr>
+                <w:sz w:val="18"/>
+              </w:rPr>
+            </w:r>
+            <w:r>
+              <w:rPr>
+                <w:b w:val="0"/>
+                <w:i w:val="0"/>
+                <w:sz w:val="18"/>
+              </w:rPr>
+              <w:t>Alerts on the boards in Document 3 §3.3; 3–5 agencies registered, §5.5.</w:t>
+            </w:r>
+          </w:p>
+        </w:tc>
+        <w:tc>
+          <w:tcPr>
+            <w:tcW w:type="dxa" w:w="3264"/>
+            <w:tcMar>
+              <w:top w:w="70" w:type="dxa"/>
+              <w:start w:w="100" w:type="dxa"/>
+              <w:bottom w:w="70" w:type="dxa"/>
+              <w:end w:w="100" w:type="dxa"/>
+            </w:tcMar>
+            <w:shd w:val="clear" w:color="auto" w:fill="F6FAFD"/>
+          </w:tcPr>
+          <w:p>
+            <w:pPr>
+              <w:spacing w:after="20"/>
+            </w:pPr>
+            <w:r>
+              <w:rPr>
+                <w:sz w:val="18"/>
+              </w:rPr>
+            </w:r>
+            <w:r>
+              <w:rPr>
+                <w:b w:val="0"/>
+                <w:i w:val="0"/>
+                <w:sz w:val="18"/>
+              </w:rPr>
+              <w:t>Alerts live, 3–5 agencies</w:t>
+            </w:r>
+          </w:p>
+        </w:tc>
+      </w:tr>
+      <w:tr>
+        <w:tc>
+          <w:tcPr>
+            <w:tcW w:type="dxa" w:w="3264"/>
+            <w:tcMar>
+              <w:top w:w="70" w:type="dxa"/>
+              <w:start w:w="100" w:type="dxa"/>
+              <w:bottom w:w="70" w:type="dxa"/>
+              <w:end w:w="100" w:type="dxa"/>
+            </w:tcMar>
+          </w:tcPr>
+          <w:p>
+            <w:pPr>
+              <w:spacing w:after="20"/>
+            </w:pPr>
+            <w:r>
+              <w:rPr>
+                <w:sz w:val="18"/>
+              </w:rPr>
+            </w:r>
+            <w:r>
+              <w:rPr>
+                <w:b w:val="0"/>
+                <w:i w:val="0"/>
+                <w:sz w:val="18"/>
+              </w:rPr>
+              <w:t>60 min</w:t>
+            </w:r>
+          </w:p>
+        </w:tc>
+        <w:tc>
+          <w:tcPr>
+            <w:tcW w:type="dxa" w:w="3264"/>
+            <w:tcMar>
+              <w:top w:w="70" w:type="dxa"/>
+              <w:start w:w="100" w:type="dxa"/>
+              <w:bottom w:w="70" w:type="dxa"/>
+              <w:end w:w="100" w:type="dxa"/>
+            </w:tcMar>
+          </w:tcPr>
+          <w:p>
+            <w:pPr>
+              <w:spacing w:after="20"/>
+            </w:pPr>
+            <w:r>
+              <w:rPr>
+                <w:sz w:val="18"/>
+              </w:rPr>
+            </w:r>
+            <w:r>
+              <w:rPr>
+                <w:b w:val="0"/>
+                <w:i w:val="0"/>
+                <w:sz w:val="18"/>
+              </w:rPr>
+              <w:t>Five direct approaches, §5.5's six-line note.</w:t>
+            </w:r>
+          </w:p>
+        </w:tc>
+        <w:tc>
+          <w:tcPr>
+            <w:tcW w:type="dxa" w:w="3264"/>
+            <w:tcMar>
+              <w:top w:w="70" w:type="dxa"/>
+              <w:start w:w="100" w:type="dxa"/>
+              <w:bottom w:w="70" w:type="dxa"/>
+              <w:end w:w="100" w:type="dxa"/>
+            </w:tcMar>
+          </w:tcPr>
+          <w:p>
+            <w:pPr>
+              <w:spacing w:after="20"/>
+            </w:pPr>
+            <w:r>
+              <w:rPr>
+                <w:sz w:val="18"/>
+              </w:rPr>
+            </w:r>
+            <w:r>
+              <w:rPr>
+                <w:b w:val="0"/>
+                <w:i w:val="0"/>
+                <w:sz w:val="18"/>
+              </w:rPr>
+              <w:t>5 direct notes</w:t>
+            </w:r>
+          </w:p>
+        </w:tc>
+      </w:tr>
+      <w:tr>
+        <w:tc>
+          <w:tcPr>
+            <w:tcW w:type="dxa" w:w="3264"/>
+            <w:tcMar>
+              <w:top w:w="70" w:type="dxa"/>
+              <w:start w:w="100" w:type="dxa"/>
+              <w:bottom w:w="70" w:type="dxa"/>
+              <w:end w:w="100" w:type="dxa"/>
+            </w:tcMar>
+            <w:shd w:val="clear" w:color="auto" w:fill="F6FAFD"/>
+          </w:tcPr>
+          <w:p>
+            <w:pPr>
+              <w:spacing w:after="20"/>
+            </w:pPr>
+            <w:r>
+              <w:rPr>
+                <w:sz w:val="18"/>
+              </w:rPr>
+            </w:r>
+            <w:r>
+              <w:rPr>
+                <w:b w:val="0"/>
+                <w:i w:val="0"/>
+                <w:sz w:val="18"/>
+              </w:rPr>
+              <w:t>45 min</w:t>
+            </w:r>
+          </w:p>
+        </w:tc>
+        <w:tc>
+          <w:tcPr>
+            <w:tcW w:type="dxa" w:w="3264"/>
+            <w:tcMar>
+              <w:top w:w="70" w:type="dxa"/>
+              <w:start w:w="100" w:type="dxa"/>
+              <w:bottom w:w="70" w:type="dxa"/>
+              <w:end w:w="100" w:type="dxa"/>
+            </w:tcMar>
+            <w:shd w:val="clear" w:color="auto" w:fill="F6FAFD"/>
+          </w:tcPr>
+          <w:p>
+            <w:pPr>
+              <w:spacing w:after="20"/>
+            </w:pPr>
+            <w:r>
+              <w:rPr>
+                <w:sz w:val="18"/>
+              </w:rPr>
+            </w:r>
+            <w:r>
+              <w:rPr>
+                <w:b w:val="0"/>
+                <w:i w:val="0"/>
+                <w:sz w:val="18"/>
+              </w:rPr>
+              <w:t>The documents folder, §5.5 — so you can answer a request within the hour.</w:t>
+            </w:r>
+          </w:p>
+        </w:tc>
+        <w:tc>
+          <w:tcPr>
+            <w:tcW w:type="dxa" w:w="3264"/>
+            <w:tcMar>
+              <w:top w:w="70" w:type="dxa"/>
+              <w:start w:w="100" w:type="dxa"/>
+              <w:bottom w:w="70" w:type="dxa"/>
+              <w:end w:w="100" w:type="dxa"/>
+            </w:tcMar>
+            <w:shd w:val="clear" w:color="auto" w:fill="F6FAFD"/>
+          </w:tcPr>
+          <w:p>
+            <w:pPr>
+              <w:spacing w:after="20"/>
+            </w:pPr>
+            <w:r>
+              <w:rPr>
+                <w:sz w:val="18"/>
+              </w:rPr>
+            </w:r>
+            <w:r>
+              <w:rPr>
+                <w:b w:val="0"/>
+                <w:i w:val="0"/>
+                <w:sz w:val="18"/>
+              </w:rPr>
+              <w:t>Documents folder</w:t>
+            </w:r>
+          </w:p>
+        </w:tc>
+      </w:tr>
+    </w:tbl>
+    <w:p/>
+    <w:p>
+      <w:pPr>
+        <w:pStyle w:val="Heading3"/>
+      </w:pPr>
+      <w:r>
+        <w:rPr>
+          <w:b/>
+          <w:i w:val="0"/>
+          <w:color w:val="0B3D5C"/>
+        </w:rPr>
+        <w:t>Week 24 · Interview rehearsal</w:t>
+      </w:r>
+    </w:p>
+    <w:tbl>
+      <w:tblPr>
+        <w:tblStyle w:val="TableGrid"/>
+        <w:tblW w:type="auto" w:w="0"/>
+        <w:jc w:val="left"/>
+        <w:tblLook w:firstColumn="1" w:firstRow="1" w:lastColumn="0" w:lastRow="0" w:noHBand="0" w:noVBand="1" w:val="04A0"/>
+        <w:tblBorders>
+          <w:top w:val="single" w:sz="4" w:space="0" w:color="D8E0E8"/>
+          <w:left w:val="single" w:sz="4" w:space="0" w:color="D8E0E8"/>
+          <w:bottom w:val="single" w:sz="4" w:space="0" w:color="D8E0E8"/>
+          <w:right w:val="single" w:sz="4" w:space="0" w:color="D8E0E8"/>
+          <w:insideH w:val="single" w:sz="4" w:space="0" w:color="D8E0E8"/>
+          <w:insideV w:val="single" w:sz="4" w:space="0" w:color="D8E0E8"/>
+        </w:tblBorders>
+      </w:tblPr>
+      <w:tblGrid>
+        <w:gridCol w:w="3264"/>
+        <w:gridCol w:w="3264"/>
+        <w:gridCol w:w="3264"/>
+      </w:tblGrid>
+      <w:tr>
+        <w:tc>
+          <w:tcPr>
+            <w:tcW w:type="dxa" w:w="3264"/>
+            <w:shd w:val="clear" w:color="auto" w:fill="0B3D5C"/>
+            <w:tcMar>
+              <w:top w:w="70" w:type="dxa"/>
+              <w:start w:w="100" w:type="dxa"/>
+              <w:bottom w:w="70" w:type="dxa"/>
+              <w:end w:w="100" w:type="dxa"/>
+            </w:tcMar>
+          </w:tcPr>
+          <w:p>
+            <w:pPr>
+              <w:spacing w:after="20"/>
+            </w:pPr>
+            <w:r/>
+            <w:r>
+              <w:rPr>
+                <w:b/>
+                <w:color w:val="FFFFFF"/>
+                <w:sz w:val="18"/>
+              </w:rPr>
+              <w:t>Time</w:t>
+            </w:r>
+          </w:p>
+        </w:tc>
+        <w:tc>
+          <w:tcPr>
+            <w:tcW w:type="dxa" w:w="3264"/>
+            <w:shd w:val="clear" w:color="auto" w:fill="0B3D5C"/>
+            <w:tcMar>
+              <w:top w:w="70" w:type="dxa"/>
+              <w:start w:w="100" w:type="dxa"/>
+              <w:bottom w:w="70" w:type="dxa"/>
+              <w:end w:w="100" w:type="dxa"/>
+            </w:tcMar>
+          </w:tcPr>
+          <w:p>
+            <w:pPr>
+              <w:spacing w:after="20"/>
+            </w:pPr>
+            <w:r/>
+            <w:r>
+              <w:rPr>
+                <w:b/>
+                <w:color w:val="FFFFFF"/>
+                <w:sz w:val="18"/>
+              </w:rPr>
+              <w:t>Do this</w:t>
+            </w:r>
+          </w:p>
+        </w:tc>
+        <w:tc>
+          <w:tcPr>
+            <w:tcW w:type="dxa" w:w="3264"/>
+            <w:shd w:val="clear" w:color="auto" w:fill="0B3D5C"/>
+            <w:tcMar>
+              <w:top w:w="70" w:type="dxa"/>
+              <w:start w:w="100" w:type="dxa"/>
+              <w:bottom w:w="70" w:type="dxa"/>
+              <w:end w:w="100" w:type="dxa"/>
+            </w:tcMar>
+          </w:tcPr>
+          <w:p>
+            <w:pPr>
+              <w:spacing w:after="20"/>
+            </w:pPr>
+            <w:r/>
+            <w:r>
+              <w:rPr>
+                <w:b/>
+                <w:color w:val="FFFFFF"/>
+                <w:sz w:val="18"/>
+              </w:rPr>
+              <w:t>Output</w:t>
+            </w:r>
+          </w:p>
+        </w:tc>
+      </w:tr>
+      <w:tr>
+        <w:tc>
+          <w:tcPr>
+            <w:tcW w:type="dxa" w:w="3264"/>
+            <w:tcMar>
+              <w:top w:w="70" w:type="dxa"/>
+              <w:start w:w="100" w:type="dxa"/>
+              <w:bottom w:w="70" w:type="dxa"/>
+              <w:end w:w="100" w:type="dxa"/>
+            </w:tcMar>
+          </w:tcPr>
+          <w:p>
+            <w:pPr>
+              <w:spacing w:after="20"/>
+            </w:pPr>
+            <w:r>
+              <w:rPr>
+                <w:sz w:val="18"/>
+              </w:rPr>
+            </w:r>
+            <w:r>
+              <w:rPr>
+                <w:b w:val="0"/>
+                <w:i w:val="0"/>
+                <w:sz w:val="18"/>
+              </w:rPr>
+              <w:t>60 min</w:t>
+            </w:r>
+          </w:p>
+        </w:tc>
+        <w:tc>
+          <w:tcPr>
+            <w:tcW w:type="dxa" w:w="3264"/>
+            <w:tcMar>
+              <w:top w:w="70" w:type="dxa"/>
+              <w:start w:w="100" w:type="dxa"/>
+              <w:bottom w:w="70" w:type="dxa"/>
+              <w:end w:w="100" w:type="dxa"/>
+            </w:tcMar>
+          </w:tcPr>
+          <w:p>
+            <w:pPr>
+              <w:spacing w:after="20"/>
+            </w:pPr>
+            <w:r>
+              <w:rPr>
+                <w:sz w:val="18"/>
+              </w:rPr>
+            </w:r>
+            <w:r>
+              <w:rPr>
+                <w:b w:val="0"/>
+                <w:i w:val="0"/>
+                <w:sz w:val="18"/>
+              </w:rPr>
+              <w:t>The story bank: four answers, three bullets each, §5.6.</w:t>
+            </w:r>
+          </w:p>
+        </w:tc>
+        <w:tc>
+          <w:tcPr>
+            <w:tcW w:type="dxa" w:w="3264"/>
+            <w:tcMar>
+              <w:top w:w="70" w:type="dxa"/>
+              <w:start w:w="100" w:type="dxa"/>
+              <w:bottom w:w="70" w:type="dxa"/>
+              <w:end w:w="100" w:type="dxa"/>
+            </w:tcMar>
+          </w:tcPr>
+          <w:p>
+            <w:pPr>
+              <w:spacing w:after="20"/>
+            </w:pPr>
+            <w:r>
+              <w:rPr>
+                <w:sz w:val="18"/>
+              </w:rPr>
+            </w:r>
+            <w:r>
+              <w:rPr>
+                <w:b w:val="0"/>
+                <w:i w:val="0"/>
+                <w:sz w:val="18"/>
+              </w:rPr>
+              <w:t>Story bank</w:t>
+            </w:r>
+          </w:p>
+        </w:tc>
+      </w:tr>
+      <w:tr>
+        <w:tc>
+          <w:tcPr>
+            <w:tcW w:type="dxa" w:w="3264"/>
+            <w:tcMar>
+              <w:top w:w="70" w:type="dxa"/>
+              <w:start w:w="100" w:type="dxa"/>
+              <w:bottom w:w="70" w:type="dxa"/>
+              <w:end w:w="100" w:type="dxa"/>
+            </w:tcMar>
+            <w:shd w:val="clear" w:color="auto" w:fill="F6FAFD"/>
+          </w:tcPr>
+          <w:p>
+            <w:pPr>
+              <w:spacing w:after="20"/>
+            </w:pPr>
+            <w:r>
+              <w:rPr>
+                <w:sz w:val="18"/>
+              </w:rPr>
+            </w:r>
+            <w:r>
+              <w:rPr>
+                <w:b w:val="0"/>
+                <w:i w:val="0"/>
+                <w:sz w:val="18"/>
+              </w:rPr>
+              <w:t>75 min</w:t>
+            </w:r>
+          </w:p>
+        </w:tc>
+        <w:tc>
+          <w:tcPr>
+            <w:tcW w:type="dxa" w:w="3264"/>
+            <w:tcMar>
+              <w:top w:w="70" w:type="dxa"/>
+              <w:start w:w="100" w:type="dxa"/>
+              <w:bottom w:w="70" w:type="dxa"/>
+              <w:end w:w="100" w:type="dxa"/>
+            </w:tcMar>
+            <w:shd w:val="clear" w:color="auto" w:fill="F6FAFD"/>
+          </w:tcPr>
+          <w:p>
+            <w:pPr>
+              <w:spacing w:after="20"/>
+            </w:pPr>
+            <w:r>
+              <w:rPr>
+                <w:sz w:val="18"/>
+              </w:rPr>
+            </w:r>
+            <w:r>
+              <w:rPr>
+                <w:b w:val="0"/>
+                <w:i w:val="0"/>
+                <w:sz w:val="18"/>
+              </w:rPr>
+              <w:t>All fifteen questions in §5.6 rehearsed out loud, twice, with a timer.</w:t>
+            </w:r>
+          </w:p>
+        </w:tc>
+        <w:tc>
+          <w:tcPr>
+            <w:tcW w:type="dxa" w:w="3264"/>
+            <w:tcMar>
+              <w:top w:w="70" w:type="dxa"/>
+              <w:start w:w="100" w:type="dxa"/>
+              <w:bottom w:w="70" w:type="dxa"/>
+              <w:end w:w="100" w:type="dxa"/>
+            </w:tcMar>
+            <w:shd w:val="clear" w:color="auto" w:fill="F6FAFD"/>
+          </w:tcPr>
+          <w:p>
+            <w:pPr>
+              <w:spacing w:after="20"/>
+            </w:pPr>
+            <w:r>
+              <w:rPr>
+                <w:sz w:val="18"/>
+              </w:rPr>
+            </w:r>
+            <w:r>
+              <w:rPr>
+                <w:b w:val="0"/>
+                <w:i w:val="0"/>
+                <w:sz w:val="18"/>
+              </w:rPr>
+              <w:t>15 answers rehearsed</w:t>
+            </w:r>
+          </w:p>
+        </w:tc>
+      </w:tr>
+      <w:tr>
+        <w:tc>
+          <w:tcPr>
+            <w:tcW w:type="dxa" w:w="3264"/>
+            <w:tcMar>
+              <w:top w:w="70" w:type="dxa"/>
+              <w:start w:w="100" w:type="dxa"/>
+              <w:bottom w:w="70" w:type="dxa"/>
+              <w:end w:w="100" w:type="dxa"/>
+            </w:tcMar>
+          </w:tcPr>
+          <w:p>
+            <w:pPr>
+              <w:spacing w:after="20"/>
+            </w:pPr>
+            <w:r>
+              <w:rPr>
+                <w:sz w:val="18"/>
+              </w:rPr>
+            </w:r>
+            <w:r>
+              <w:rPr>
+                <w:b w:val="0"/>
+                <w:i w:val="0"/>
+                <w:sz w:val="18"/>
+              </w:rPr>
+              <w:t>60 min</w:t>
+            </w:r>
+          </w:p>
+        </w:tc>
+        <w:tc>
+          <w:tcPr>
+            <w:tcW w:type="dxa" w:w="3264"/>
+            <w:tcMar>
+              <w:top w:w="70" w:type="dxa"/>
+              <w:start w:w="100" w:type="dxa"/>
+              <w:bottom w:w="70" w:type="dxa"/>
+              <w:end w:w="100" w:type="dxa"/>
+            </w:tcMar>
+          </w:tcPr>
+          <w:p>
+            <w:pPr>
+              <w:spacing w:after="20"/>
+            </w:pPr>
+            <w:r>
+              <w:rPr>
+                <w:sz w:val="18"/>
+              </w:rPr>
+            </w:r>
+            <w:r>
+              <w:rPr>
+                <w:b w:val="0"/>
+                <w:i w:val="0"/>
+                <w:sz w:val="18"/>
+              </w:rPr>
+              <w:t>Two mock interviews, §5.6's method.</w:t>
+            </w:r>
+          </w:p>
+        </w:tc>
+        <w:tc>
+          <w:tcPr>
+            <w:tcW w:type="dxa" w:w="3264"/>
+            <w:tcMar>
+              <w:top w:w="70" w:type="dxa"/>
+              <w:start w:w="100" w:type="dxa"/>
+              <w:bottom w:w="70" w:type="dxa"/>
+              <w:end w:w="100" w:type="dxa"/>
+            </w:tcMar>
+          </w:tcPr>
+          <w:p>
+            <w:pPr>
+              <w:spacing w:after="20"/>
+            </w:pPr>
+            <w:r>
+              <w:rPr>
+                <w:sz w:val="18"/>
+              </w:rPr>
+            </w:r>
+            <w:r>
+              <w:rPr>
+                <w:b w:val="0"/>
+                <w:i w:val="0"/>
+                <w:sz w:val="18"/>
+              </w:rPr>
+              <w:t>Two mocks done</w:t>
+            </w:r>
+          </w:p>
+        </w:tc>
+      </w:tr>
+      <w:tr>
+        <w:tc>
+          <w:tcPr>
+            <w:tcW w:type="dxa" w:w="3264"/>
+            <w:tcMar>
+              <w:top w:w="70" w:type="dxa"/>
+              <w:start w:w="100" w:type="dxa"/>
+              <w:bottom w:w="70" w:type="dxa"/>
+              <w:end w:w="100" w:type="dxa"/>
+            </w:tcMar>
+            <w:shd w:val="clear" w:color="auto" w:fill="F6FAFD"/>
+          </w:tcPr>
+          <w:p>
+            <w:pPr>
+              <w:spacing w:after="20"/>
+            </w:pPr>
+            <w:r>
+              <w:rPr>
+                <w:sz w:val="18"/>
+              </w:rPr>
+            </w:r>
+            <w:r>
+              <w:rPr>
+                <w:b w:val="0"/>
+                <w:i w:val="0"/>
+                <w:sz w:val="18"/>
+              </w:rPr>
+              <w:t>45 min</w:t>
+            </w:r>
+          </w:p>
+        </w:tc>
+        <w:tc>
+          <w:tcPr>
+            <w:tcW w:type="dxa" w:w="3264"/>
+            <w:tcMar>
+              <w:top w:w="70" w:type="dxa"/>
+              <w:start w:w="100" w:type="dxa"/>
+              <w:bottom w:w="70" w:type="dxa"/>
+              <w:end w:w="100" w:type="dxa"/>
+            </w:tcMar>
+            <w:shd w:val="clear" w:color="auto" w:fill="F6FAFD"/>
+          </w:tcPr>
+          <w:p>
+            <w:pPr>
+              <w:spacing w:after="20"/>
+            </w:pPr>
+            <w:r>
+              <w:rPr>
+                <w:sz w:val="18"/>
+              </w:rPr>
+            </w:r>
+            <w:r>
+              <w:rPr>
+                <w:b w:val="0"/>
+                <w:i w:val="0"/>
+                <w:sz w:val="18"/>
+              </w:rPr>
+              <w:t>The salary script from §5.8 — range from the Jobberman report and ten live adverts.</w:t>
+            </w:r>
+          </w:p>
+        </w:tc>
+        <w:tc>
+          <w:tcPr>
+            <w:tcW w:type="dxa" w:w="3264"/>
+            <w:tcMar>
+              <w:top w:w="70" w:type="dxa"/>
+              <w:start w:w="100" w:type="dxa"/>
+              <w:bottom w:w="70" w:type="dxa"/>
+              <w:end w:w="100" w:type="dxa"/>
+            </w:tcMar>
+            <w:shd w:val="clear" w:color="auto" w:fill="F6FAFD"/>
+          </w:tcPr>
+          <w:p>
+            <w:pPr>
+              <w:spacing w:after="20"/>
+            </w:pPr>
+            <w:r>
+              <w:rPr>
+                <w:sz w:val="18"/>
+              </w:rPr>
+            </w:r>
+            <w:r>
+              <w:rPr>
+                <w:b w:val="0"/>
+                <w:i w:val="0"/>
+                <w:sz w:val="18"/>
+              </w:rPr>
+              <w:t>Salary script</w:t>
+            </w:r>
+          </w:p>
+        </w:tc>
+      </w:tr>
+      <w:tr>
+        <w:tc>
+          <w:tcPr>
+            <w:tcW w:type="dxa" w:w="3264"/>
+            <w:tcMar>
+              <w:top w:w="70" w:type="dxa"/>
+              <w:start w:w="100" w:type="dxa"/>
+              <w:bottom w:w="70" w:type="dxa"/>
+              <w:end w:w="100" w:type="dxa"/>
+            </w:tcMar>
+          </w:tcPr>
+          <w:p>
+            <w:pPr>
+              <w:spacing w:after="20"/>
+            </w:pPr>
+            <w:r>
+              <w:rPr>
+                <w:sz w:val="18"/>
+              </w:rPr>
+            </w:r>
+            <w:r>
+              <w:rPr>
+                <w:b w:val="0"/>
+                <w:i w:val="0"/>
+                <w:sz w:val="18"/>
+              </w:rPr>
+              <w:t>45 min</w:t>
+            </w:r>
+          </w:p>
+        </w:tc>
+        <w:tc>
+          <w:tcPr>
+            <w:tcW w:type="dxa" w:w="3264"/>
+            <w:tcMar>
+              <w:top w:w="70" w:type="dxa"/>
+              <w:start w:w="100" w:type="dxa"/>
+              <w:bottom w:w="70" w:type="dxa"/>
+              <w:end w:w="100" w:type="dxa"/>
+            </w:tcMar>
+          </w:tcPr>
+          <w:p>
+            <w:pPr>
+              <w:spacing w:after="20"/>
+            </w:pPr>
+            <w:r>
+              <w:rPr>
+                <w:sz w:val="18"/>
+              </w:rPr>
+            </w:r>
+            <w:r>
+              <w:rPr>
+                <w:b w:val="0"/>
+                <w:i w:val="0"/>
+                <w:sz w:val="18"/>
+              </w:rPr>
+              <w:t>The offer checklist from §5.8 — nothing stops until it is in writing.</w:t>
+            </w:r>
+          </w:p>
+        </w:tc>
+        <w:tc>
+          <w:tcPr>
+            <w:tcW w:type="dxa" w:w="3264"/>
+            <w:tcMar>
+              <w:top w:w="70" w:type="dxa"/>
+              <w:start w:w="100" w:type="dxa"/>
+              <w:bottom w:w="70" w:type="dxa"/>
+              <w:end w:w="100" w:type="dxa"/>
+            </w:tcMar>
+          </w:tcPr>
+          <w:p>
+            <w:pPr>
+              <w:spacing w:after="20"/>
+            </w:pPr>
+            <w:r>
+              <w:rPr>
+                <w:sz w:val="18"/>
+              </w:rPr>
+            </w:r>
+            <w:r>
+              <w:rPr>
+                <w:b w:val="0"/>
+                <w:i w:val="0"/>
+                <w:sz w:val="18"/>
+              </w:rPr>
+              <w:t>Offer checklist</w:t>
+            </w:r>
+          </w:p>
+        </w:tc>
+      </w:tr>
+    </w:tbl>
+    <w:p/>
     <w:p>
       <w:pPr>
         <w:pStyle w:val="Heading2"/>
